--- a/outputs/resume_machine_learning_engineer_nexus_systems_3.docx
+++ b/outputs/resume_machine_learning_engineer_nexus_systems_3.docx
@@ -50,14 +50,19 @@
     </w:p>
     <w:p>
       <w:pPr>
-        <w:spacing w:after="60"/>
-      </w:pPr>
-      <w:r>
-        <w:rPr>
-          <w:sz w:val="22"/>
-          <w:szCs w:val="22"/>
-        </w:rPr>
-        <w:t xml:space="preserve">Recent Computer Science graduate with hands-on experience as a Machine Learning Engineer, adept at designing, training, and deploying ML models. Proven ability to manage the full ML lifecycle, from robust data preprocessing to scalable production deployment, using Python, PyTorch, and cloud platforms to power intelligent features.</w:t>
+        <w:spacing w:after="80"/>
+      </w:pPr>
+    </w:p>
+    <w:p>
+      <w:pPr>
+        <w:spacing w:after="60"/>
+      </w:pPr>
+      <w:r>
+        <w:rPr>
+          <w:sz w:val="22"/>
+          <w:szCs w:val="22"/>
+        </w:rPr>
+        <w:t xml:space="preserve">Recent Computer Science graduate with a strong foundation in machine learning principles and hands-on experience as a Machine Learning Engineer. Proven ability to design, train, and deploy intelligent ML models, owning aspects of the full ML lifecycle from data preprocessing to production-ready API exposure using Python and cloud platforms.</w:t>
       </w:r>
     </w:p>
     <w:p>
@@ -79,6 +84,76 @@
     </w:p>
     <w:p>
       <w:pPr>
+        <w:spacing w:after="80"/>
+      </w:pPr>
+    </w:p>
+    <w:p>
+      <w:pPr>
+        <w:spacing w:after="60"/>
+      </w:pPr>
+      <w:r>
+        <w:rPr>
+          <w:sz w:val="22"/>
+          <w:szCs w:val="22"/>
+        </w:rPr>
+        <w:t xml:space="preserve">Machine Learning: PyTorch, scikit-learn, HuggingFace Transformers, pandas, NumPy, spaCy, Jupyter</w:t>
+      </w:r>
+    </w:p>
+    <w:p>
+      <w:pPr>
+        <w:spacing w:after="60"/>
+      </w:pPr>
+      <w:r>
+        <w:rPr>
+          <w:sz w:val="22"/>
+          <w:szCs w:val="22"/>
+        </w:rPr>
+        <w:t xml:space="preserve">MLOps &amp; Cloud: Docker, FastAPI, AWS (EC2, S3, Lambda), GitHub Actions, Terraform (beginner)</w:t>
+      </w:r>
+    </w:p>
+    <w:p>
+      <w:pPr>
+        <w:spacing w:after="60"/>
+      </w:pPr>
+      <w:r>
+        <w:rPr>
+          <w:sz w:val="22"/>
+          <w:szCs w:val="22"/>
+        </w:rPr>
+        <w:t xml:space="preserve">Languages: Python, SQL, TypeScript, Java, Bash</w:t>
+      </w:r>
+    </w:p>
+    <w:p>
+      <w:pPr>
+        <w:spacing w:after="60"/>
+      </w:pPr>
+      <w:r>
+        <w:rPr>
+          <w:sz w:val="22"/>
+          <w:szCs w:val="22"/>
+        </w:rPr>
+        <w:t xml:space="preserve">Databases: PostgreSQL, MySQL, MongoDB, Redis</w:t>
+      </w:r>
+    </w:p>
+    <w:p>
+      <w:pPr>
+        <w:spacing w:after="60"/>
+      </w:pPr>
+      <w:r>
+        <w:rPr>
+          <w:sz w:val="22"/>
+          <w:szCs w:val="22"/>
+        </w:rPr>
+        <w:t xml:space="preserve">Tools: Git, Jira, Linux, VS Code</w:t>
+      </w:r>
+    </w:p>
+    <w:p>
+      <w:pPr>
+        <w:spacing w:after="80"/>
+      </w:pPr>
+    </w:p>
+    <w:p>
+      <w:pPr>
         <w:pStyle w:val="Heading2"/>
         <w:pBdr>
           <w:bottom w:val="single" w:color="4A86C8" w:sz="6" w:space="1"/>
@@ -86,139 +161,137 @@
         <w:spacing w:before="240" w:after="80"/>
       </w:pPr>
       <w:r>
-        <w:t xml:space="preserve">ML / AI</w:t>
-      </w:r>
-    </w:p>
-    <w:p>
-      <w:pPr>
-        <w:spacing w:after="60"/>
-      </w:pPr>
-      <w:r>
-        <w:rPr>
-          <w:sz w:val="22"/>
-          <w:szCs w:val="22"/>
-        </w:rPr>
-        <w:t xml:space="preserve">PyTorch, scikit-learn, pandas, NumPy, spaCy, HuggingFace Transformers, Jupyter</w:t>
-      </w:r>
-    </w:p>
-    <w:p>
-      <w:pPr>
-        <w:spacing w:after="60"/>
-      </w:pPr>
-      <w:r>
-        <w:rPr>
-          <w:sz w:val="22"/>
-          <w:szCs w:val="22"/>
-        </w:rPr>
-        <w:t xml:space="preserve">Programming Languages</w:t>
-      </w:r>
-    </w:p>
-    <w:p>
-      <w:pPr>
-        <w:spacing w:after="60"/>
-      </w:pPr>
-      <w:r>
-        <w:rPr>
-          <w:sz w:val="22"/>
-          <w:szCs w:val="22"/>
-        </w:rPr>
-        <w:t xml:space="preserve">Python, SQL, Java, JavaScript, TypeScript, Bash</w:t>
-      </w:r>
-    </w:p>
-    <w:p>
-      <w:pPr>
-        <w:spacing w:after="60"/>
-      </w:pPr>
-      <w:r>
-        <w:rPr>
-          <w:sz w:val="22"/>
-          <w:szCs w:val="22"/>
-        </w:rPr>
-        <w:t xml:space="preserve">Cloud &amp; MLOps</w:t>
-      </w:r>
-    </w:p>
-    <w:p>
-      <w:pPr>
-        <w:spacing w:after="60"/>
-      </w:pPr>
-      <w:r>
-        <w:rPr>
-          <w:sz w:val="22"/>
-          <w:szCs w:val="22"/>
-        </w:rPr>
-        <w:t xml:space="preserve">AWS (EC2, S3, Lambda), Docker, GitHub Actions, Terraform (beginner)</w:t>
-      </w:r>
-    </w:p>
-    <w:p>
-      <w:pPr>
-        <w:spacing w:after="60"/>
-      </w:pPr>
-      <w:r>
-        <w:rPr>
-          <w:sz w:val="22"/>
-          <w:szCs w:val="22"/>
-        </w:rPr>
-        <w:t xml:space="preserve">Web Frameworks &amp; APIs</w:t>
-      </w:r>
-    </w:p>
-    <w:p>
-      <w:pPr>
-        <w:spacing w:after="60"/>
-      </w:pPr>
-      <w:r>
-        <w:rPr>
-          <w:sz w:val="22"/>
-          <w:szCs w:val="22"/>
-        </w:rPr>
-        <w:t xml:space="preserve">FastAPI, Node.js, Django, React, Express</w:t>
-      </w:r>
-    </w:p>
-    <w:p>
-      <w:pPr>
-        <w:spacing w:after="60"/>
-      </w:pPr>
-      <w:r>
-        <w:rPr>
-          <w:sz w:val="22"/>
-          <w:szCs w:val="22"/>
-        </w:rPr>
-        <w:t xml:space="preserve">Databases</w:t>
-      </w:r>
-    </w:p>
-    <w:p>
-      <w:pPr>
-        <w:spacing w:after="60"/>
-      </w:pPr>
-      <w:r>
-        <w:rPr>
-          <w:sz w:val="22"/>
-          <w:szCs w:val="22"/>
-        </w:rPr>
-        <w:t xml:space="preserve">PostgreSQL, MySQL, MongoDB, Redis</w:t>
-      </w:r>
-    </w:p>
-    <w:p>
-      <w:pPr>
-        <w:spacing w:after="60"/>
-      </w:pPr>
-      <w:r>
-        <w:rPr>
-          <w:sz w:val="22"/>
-          <w:szCs w:val="22"/>
-        </w:rPr>
-        <w:t xml:space="preserve">Tools</w:t>
-      </w:r>
-    </w:p>
-    <w:p>
-      <w:pPr>
-        <w:spacing w:after="60"/>
-      </w:pPr>
-      <w:r>
-        <w:rPr>
-          <w:sz w:val="22"/>
-          <w:szCs w:val="22"/>
-        </w:rPr>
-        <w:t xml:space="preserve">Git, Linux, VS Code, Jira</w:t>
+        <w:t xml:space="preserve">EXPERIENCE</w:t>
+      </w:r>
+    </w:p>
+    <w:p>
+      <w:pPr>
+        <w:spacing w:after="80"/>
+      </w:pPr>
+    </w:p>
+    <w:p>
+      <w:pPr>
+        <w:spacing w:after="60"/>
+      </w:pPr>
+      <w:r>
+        <w:rPr>
+          <w:sz w:val="22"/>
+          <w:szCs w:val="22"/>
+        </w:rPr>
+        <w:t xml:space="preserve">Software Engineering Intern  |  DataBridge Inc.</w:t>
+      </w:r>
+    </w:p>
+    <w:p>
+      <w:pPr>
+        <w:spacing w:after="60"/>
+      </w:pPr>
+      <w:r>
+        <w:rPr>
+          <w:sz w:val="22"/>
+          <w:szCs w:val="22"/>
+        </w:rPr>
+        <w:t xml:space="preserve">June 2023 – August 2023  |  Remote</w:t>
+      </w:r>
+    </w:p>
+    <w:p>
+      <w:pPr>
+        <w:spacing w:after="60"/>
+      </w:pPr>
+      <w:r>
+        <w:rPr>
+          <w:sz w:val="22"/>
+          <w:szCs w:val="22"/>
+        </w:rPr>
+        <w:t xml:space="preserve">*   Engineered and deployed a FastAPI microservice for efficient data preprocessing and ingestion from 3 third-party APIs, reducing manual processing time by 60% and forming a critical component for potential ML pipelines.</w:t>
+      </w:r>
+    </w:p>
+    <w:p>
+      <w:pPr>
+        <w:spacing w:after="60"/>
+      </w:pPr>
+      <w:r>
+        <w:rPr>
+          <w:sz w:val="22"/>
+          <w:szCs w:val="22"/>
+        </w:rPr>
+        <w:t xml:space="preserve">*   Ensured robust code quality by implementing unit and integration tests, achieving 85% code coverage.</w:t>
+      </w:r>
+    </w:p>
+    <w:p>
+      <w:pPr>
+        <w:spacing w:after="60"/>
+      </w:pPr>
+      <w:r>
+        <w:rPr>
+          <w:sz w:val="22"/>
+          <w:szCs w:val="22"/>
+        </w:rPr>
+        <w:t xml:space="preserve">*   Collaborated effectively in agile sprints (Jira) with a cross-functional team, contributing to scalable software solutions.</w:t>
+      </w:r>
+    </w:p>
+    <w:p>
+      <w:pPr>
+        <w:spacing w:after="80"/>
+      </w:pPr>
+    </w:p>
+    <w:p>
+      <w:pPr>
+        <w:spacing w:after="60"/>
+      </w:pPr>
+      <w:r>
+        <w:rPr>
+          <w:sz w:val="22"/>
+          <w:szCs w:val="22"/>
+        </w:rPr>
+        <w:t xml:space="preserve">Undergraduate Research Assistant  |  UC Berkeley NLP Lab</w:t>
+      </w:r>
+    </w:p>
+    <w:p>
+      <w:pPr>
+        <w:spacing w:after="60"/>
+      </w:pPr>
+      <w:r>
+        <w:rPr>
+          <w:sz w:val="22"/>
+          <w:szCs w:val="22"/>
+        </w:rPr>
+        <w:t xml:space="preserve">January 2023 – May 2023  |  Berkeley, CA</w:t>
+      </w:r>
+    </w:p>
+    <w:p>
+      <w:pPr>
+        <w:spacing w:after="60"/>
+      </w:pPr>
+      <w:r>
+        <w:rPr>
+          <w:sz w:val="22"/>
+          <w:szCs w:val="22"/>
+        </w:rPr>
+        <w:t xml:space="preserve">*   Designed and fine-tuned a BERT-based text classification model on 50K labeled samples, achieving 91% accuracy, demonstrating expertise in ML model training and evaluation.</w:t>
+      </w:r>
+    </w:p>
+    <w:p>
+      <w:pPr>
+        <w:spacing w:after="60"/>
+      </w:pPr>
+      <w:r>
+        <w:rPr>
+          <w:sz w:val="22"/>
+          <w:szCs w:val="22"/>
+        </w:rPr>
+        <w:t xml:space="preserve">*   Automated the data preprocessing pipeline using pandas and spaCy, reducing data preparation time from 6 hours to under 30 minutes, crucial for efficient ML model development.</w:t>
+      </w:r>
+    </w:p>
+    <w:p>
+      <w:pPr>
+        <w:spacing w:after="60"/>
+      </w:pPr>
+      <w:r>
+        <w:rPr>
+          <w:sz w:val="22"/>
+          <w:szCs w:val="22"/>
+        </w:rPr>
+        <w:t xml:space="preserve">*   Presented research findings to 15 peers and contributed to a paper draft, showcasing strong communication and analytical skills.</w:t>
       </w:r>
     </w:p>
     <w:p>
@@ -235,144 +308,89 @@
         <w:spacing w:before="240" w:after="80"/>
       </w:pPr>
       <w:r>
-        <w:t xml:space="preserve">WORK EXPERIENCE</w:t>
-      </w:r>
-    </w:p>
-    <w:p>
-      <w:pPr>
-        <w:spacing w:after="60"/>
-      </w:pPr>
-      <w:r>
-        <w:rPr>
-          <w:sz w:val="22"/>
-          <w:szCs w:val="22"/>
-        </w:rPr>
-        <w:t xml:space="preserve">Software Engineering Intern  |  DataBridge Inc.</w:t>
-      </w:r>
-    </w:p>
-    <w:p>
-      <w:pPr>
-        <w:spacing w:after="60"/>
-      </w:pPr>
-      <w:r>
-        <w:rPr>
-          <w:sz w:val="22"/>
-          <w:szCs w:val="22"/>
-        </w:rPr>
-        <w:t xml:space="preserve">June 2023 – August 2023  |  Remote</w:t>
-      </w:r>
-    </w:p>
-    <w:p>
-      <w:pPr>
-        <w:spacing w:after="60"/>
-      </w:pPr>
-      <w:r>
-        <w:rPr>
-          <w:sz w:val="22"/>
-          <w:szCs w:val="22"/>
-        </w:rPr>
-        <w:t xml:space="preserve">Engineered a FastAPI microservice for efficient data ingestion and normalization from 3 third-party APIs, reducing manual data preprocessing time by 60% and establishing robust data pipelines.</w:t>
-      </w:r>
-    </w:p>
-    <w:p>
-      <w:pPr>
-        <w:spacing w:after="60"/>
-      </w:pPr>
-      <w:r>
-        <w:rPr>
-          <w:sz w:val="22"/>
-          <w:szCs w:val="22"/>
-        </w:rPr>
-        <w:t xml:space="preserve">Implemented React dashboard components with real-time data visualization, contributing to platform's intelligent feature display.</w:t>
-      </w:r>
-    </w:p>
-    <w:p>
-      <w:pPr>
-        <w:spacing w:after="60"/>
-      </w:pPr>
-      <w:r>
-        <w:rPr>
-          <w:sz w:val="22"/>
-          <w:szCs w:val="22"/>
-        </w:rPr>
-        <w:t xml:space="preserve">Ensured robust code quality and reliability by developing comprehensive unit and integration tests, achieving 85% code coverage with pytest and Jest.</w:t>
-      </w:r>
-    </w:p>
-    <w:p>
-      <w:pPr>
-        <w:spacing w:after="60"/>
-      </w:pPr>
-      <w:r>
-        <w:rPr>
-          <w:sz w:val="22"/>
-          <w:szCs w:val="22"/>
-        </w:rPr>
-        <w:t xml:space="preserve">Collaborated within an agile, cross-functional team of 8 through bi-weekly sprints and daily standups, ensuring timely feature delivery.</w:t>
-      </w:r>
-    </w:p>
-    <w:p>
-      <w:pPr>
-        <w:spacing w:after="80"/>
-      </w:pPr>
-    </w:p>
-    <w:p>
-      <w:pPr>
-        <w:spacing w:after="60"/>
-      </w:pPr>
-      <w:r>
-        <w:rPr>
-          <w:sz w:val="22"/>
-          <w:szCs w:val="22"/>
-        </w:rPr>
-        <w:t xml:space="preserve">Undergraduate Research Assistant  |  UC Berkeley NLP Lab</w:t>
-      </w:r>
-    </w:p>
-    <w:p>
-      <w:pPr>
-        <w:spacing w:after="60"/>
-      </w:pPr>
-      <w:r>
-        <w:rPr>
-          <w:sz w:val="22"/>
-          <w:szCs w:val="22"/>
-        </w:rPr>
-        <w:t xml:space="preserve">January 2023 – May 2023  |  Berkeley, CA</w:t>
-      </w:r>
-    </w:p>
-    <w:p>
-      <w:pPr>
-        <w:spacing w:after="60"/>
-      </w:pPr>
-      <w:r>
-        <w:rPr>
-          <w:sz w:val="22"/>
-          <w:szCs w:val="22"/>
-        </w:rPr>
-        <w:t xml:space="preserve">Designed and fine-tuned a BERT-based text classification model on a custom dataset of 50K labeled samples, achieving a 91% accuracy for an intelligent feature prototype.</w:t>
-      </w:r>
-    </w:p>
-    <w:p>
-      <w:pPr>
-        <w:spacing w:after="60"/>
-      </w:pPr>
-      <w:r>
-        <w:rPr>
-          <w:sz w:val="22"/>
-          <w:szCs w:val="22"/>
-        </w:rPr>
-        <w:t xml:space="preserve">Automated the data preprocessing pipeline using pandas and spaCy, drastically reducing data preparation time from 6 hours to under 30 minutes for model training.</w:t>
-      </w:r>
-    </w:p>
-    <w:p>
-      <w:pPr>
-        <w:spacing w:after="60"/>
-      </w:pPr>
-      <w:r>
-        <w:rPr>
-          <w:sz w:val="22"/>
-          <w:szCs w:val="22"/>
-        </w:rPr>
-        <w:t xml:space="preserve">Presented research findings and methodology to a group of 15 researchers, contributing to a paper draft on model performance.</w:t>
+        <w:t xml:space="preserve">PROJECTS</w:t>
+      </w:r>
+    </w:p>
+    <w:p>
+      <w:pPr>
+        <w:spacing w:after="80"/>
+      </w:pPr>
+    </w:p>
+    <w:p>
+      <w:pPr>
+        <w:spacing w:after="60"/>
+      </w:pPr>
+      <w:r>
+        <w:rPr>
+          <w:sz w:val="22"/>
+          <w:szCs w:val="22"/>
+        </w:rPr>
+        <w:t xml:space="preserve">SentimentLens — ML Pipeline  github.com/alexmorgan/sentimentlens</w:t>
+      </w:r>
+    </w:p>
+    <w:p>
+      <w:pPr>
+        <w:spacing w:after="60"/>
+      </w:pPr>
+      <w:r>
+        <w:rPr>
+          <w:sz w:val="22"/>
+          <w:szCs w:val="22"/>
+        </w:rPr>
+        <w:t xml:space="preserve">*   Designed and trained a sentiment analysis model using PyTorch and HuggingFace Transformers on a dataset of 100K product reviews.</w:t>
+      </w:r>
+    </w:p>
+    <w:p>
+      <w:pPr>
+        <w:spacing w:after="60"/>
+      </w:pPr>
+      <w:r>
+        <w:rPr>
+          <w:sz w:val="22"/>
+          <w:szCs w:val="22"/>
+        </w:rPr>
+        <w:t xml:space="preserve">*   Deployed the trained model as a scalable inference API via a FastAPI endpoint, containerized with Docker.</w:t>
+      </w:r>
+    </w:p>
+    <w:p>
+      <w:pPr>
+        <w:spacing w:after="60"/>
+      </w:pPr>
+      <w:r>
+        <w:rPr>
+          <w:sz w:val="22"/>
+          <w:szCs w:val="22"/>
+        </w:rPr>
+        <w:t xml:space="preserve">*   Achieved an F1-score of 0.89 on the held-out test set, ensuring robust model performance.</w:t>
+      </w:r>
+    </w:p>
+    <w:p>
+      <w:pPr>
+        <w:spacing w:after="80"/>
+      </w:pPr>
+    </w:p>
+    <w:p>
+      <w:pPr>
+        <w:spacing w:after="60"/>
+      </w:pPr>
+      <w:r>
+        <w:rPr>
+          <w:sz w:val="22"/>
+          <w:szCs w:val="22"/>
+        </w:rPr>
+        <w:t xml:space="preserve">JobTracker — Full Stack Web App  github.com/alexmorgan/jobtracker</w:t>
+      </w:r>
+    </w:p>
+    <w:p>
+      <w:pPr>
+        <w:spacing w:after="60"/>
+      </w:pPr>
+      <w:r>
+        <w:rPr>
+          <w:sz w:val="22"/>
+          <w:szCs w:val="22"/>
+        </w:rPr>
+        <w:t xml:space="preserve">*   Deployed a full-stack application on AWS EC2 using Docker and GitHub Actions for CI/CD, demonstrating practical MLOps and cloud deployment skills.</w:t>
       </w:r>
     </w:p>
     <w:p>
@@ -389,96 +407,60 @@
         <w:spacing w:before="240" w:after="80"/>
       </w:pPr>
       <w:r>
-        <w:t xml:space="preserve">PROJECTS</w:t>
-      </w:r>
-    </w:p>
-    <w:p>
-      <w:pPr>
-        <w:spacing w:after="60"/>
-      </w:pPr>
-      <w:r>
-        <w:rPr>
-          <w:sz w:val="22"/>
-          <w:szCs w:val="22"/>
-        </w:rPr>
-        <w:t xml:space="preserve">JobTracker — Full Stack Web App  github.com/alexmorgan/jobtracker</w:t>
-      </w:r>
-    </w:p>
-    <w:p>
-      <w:pPr>
-        <w:spacing w:after="60"/>
-      </w:pPr>
-      <w:r>
-        <w:rPr>
-          <w:sz w:val="22"/>
-          <w:szCs w:val="22"/>
-        </w:rPr>
-        <w:t xml:space="preserve">Developed a full-stack job application tracker leveraging React, Node.js/Express, and PostgreSQL.</w:t>
-      </w:r>
-    </w:p>
-    <w:p>
-      <w:pPr>
-        <w:spacing w:after="60"/>
-      </w:pPr>
-      <w:r>
-        <w:rPr>
-          <w:sz w:val="22"/>
-          <w:szCs w:val="22"/>
-        </w:rPr>
-        <w:t xml:space="preserve">Implemented secure JWT-based authentication and role-based access control.</w:t>
-      </w:r>
-    </w:p>
-    <w:p>
-      <w:pPr>
-        <w:spacing w:after="60"/>
-      </w:pPr>
-      <w:r>
-        <w:rPr>
-          <w:sz w:val="22"/>
-          <w:szCs w:val="22"/>
-        </w:rPr>
-        <w:t xml:space="preserve">Deployed application on AWS EC2 with Nginx reverse proxy and established automated CI/CD pipelines using GitHub Actions, demonstrating production deployment skills.</w:t>
-      </w:r>
-    </w:p>
-    <w:p>
-      <w:pPr>
-        <w:spacing w:after="80"/>
-      </w:pPr>
-    </w:p>
-    <w:p>
-      <w:pPr>
-        <w:spacing w:after="60"/>
-      </w:pPr>
-      <w:r>
-        <w:rPr>
-          <w:sz w:val="22"/>
-          <w:szCs w:val="22"/>
-        </w:rPr>
-        <w:t xml:space="preserve">SentimentLens — ML Pipeline  github.com/alexmorgan/sentimentlens</w:t>
-      </w:r>
-    </w:p>
-    <w:p>
-      <w:pPr>
-        <w:spacing w:after="60"/>
-      </w:pPr>
-      <w:r>
-        <w:rPr>
-          <w:sz w:val="22"/>
-          <w:szCs w:val="22"/>
-        </w:rPr>
-        <w:t xml:space="preserve">Designed and trained a sentiment analysis model on 100K product reviews using PyTorch and HuggingFace Transformers, achieving an F1-score of 0.89.</w:t>
-      </w:r>
-    </w:p>
-    <w:p>
-      <w:pPr>
-        <w:spacing w:after="60"/>
-      </w:pPr>
-      <w:r>
-        <w:rPr>
-          <w:sz w:val="22"/>
-          <w:szCs w:val="22"/>
-        </w:rPr>
-        <w:t xml:space="preserve">Deployed the model for inference via a FastAPI endpoint, containerized with Docker for scalable and robust production serving.</w:t>
+        <w:t xml:space="preserve">EDUCATION</w:t>
+      </w:r>
+    </w:p>
+    <w:p>
+      <w:pPr>
+        <w:spacing w:after="80"/>
+      </w:pPr>
+    </w:p>
+    <w:p>
+      <w:pPr>
+        <w:spacing w:after="60"/>
+      </w:pPr>
+      <w:r>
+        <w:rPr>
+          <w:sz w:val="22"/>
+          <w:szCs w:val="22"/>
+        </w:rPr>
+        <w:t xml:space="preserve">University of California, Berkeley  —  B.S. Computer Science</w:t>
+      </w:r>
+    </w:p>
+    <w:p>
+      <w:pPr>
+        <w:spacing w:after="60"/>
+      </w:pPr>
+      <w:r>
+        <w:rPr>
+          <w:sz w:val="22"/>
+          <w:szCs w:val="22"/>
+        </w:rPr>
+        <w:t xml:space="preserve">Graduated May 2024  |  GPA: 3.7 / 4.0  |  Dean's List (4 semesters)</w:t>
+      </w:r>
+    </w:p>
+    <w:p>
+      <w:pPr>
+        <w:spacing w:after="60"/>
+      </w:pPr>
+      <w:r>
+        <w:rPr>
+          <w:sz w:val="22"/>
+          <w:szCs w:val="22"/>
+        </w:rPr>
+        <w:t xml:space="preserve">Relevant Coursework: Data Structures &amp; Algorithms, Operating Systems, Distributed Systems, Machine Learning, Database Systems, Computer Networks</w:t>
+      </w:r>
+    </w:p>
+    <w:p>
+      <w:pPr>
+        <w:spacing w:after="60"/>
+      </w:pPr>
+      <w:r>
+        <w:rPr>
+          <w:sz w:val="22"/>
+          <w:szCs w:val="22"/>
+        </w:rPr>
+        <w:t xml:space="preserve">Teaching Assistant — CS 61B (Data Structures), Fall 2022 &amp; Spring 2023</w:t>
       </w:r>
     </w:p>
     <w:p>
@@ -495,76 +477,16 @@
         <w:spacing w:before="240" w:after="80"/>
       </w:pPr>
       <w:r>
-        <w:t xml:space="preserve">EDUCATION</w:t>
-      </w:r>
-    </w:p>
-    <w:p>
-      <w:pPr>
-        <w:spacing w:after="60"/>
-      </w:pPr>
-      <w:r>
-        <w:rPr>
-          <w:sz w:val="22"/>
-          <w:szCs w:val="22"/>
-        </w:rPr>
-        <w:t xml:space="preserve">University of California, Berkeley  —  B.S. Computer Science</w:t>
-      </w:r>
-    </w:p>
-    <w:p>
-      <w:pPr>
-        <w:spacing w:after="60"/>
-      </w:pPr>
-      <w:r>
-        <w:rPr>
-          <w:sz w:val="22"/>
-          <w:szCs w:val="22"/>
-        </w:rPr>
-        <w:t xml:space="preserve">Graduated May 2024  |  GPA: 3.7 / 4.0  |  Dean's List (4 semesters)</w:t>
-      </w:r>
-    </w:p>
-    <w:p>
-      <w:pPr>
-        <w:spacing w:after="60"/>
-      </w:pPr>
-      <w:r>
-        <w:rPr>
-          <w:sz w:val="22"/>
-          <w:szCs w:val="22"/>
-        </w:rPr>
-        <w:t xml:space="preserve">Relevant Coursework: Data Structures &amp; Algorithms, Operating Systems, Distributed Systems, Machine Learning, Database Systems, Computer Networks</w:t>
-      </w:r>
-    </w:p>
-    <w:p>
-      <w:pPr>
-        <w:spacing w:after="60"/>
-      </w:pPr>
-      <w:r>
-        <w:rPr>
-          <w:sz w:val="22"/>
-          <w:szCs w:val="22"/>
-        </w:rPr>
-        <w:t xml:space="preserve">Teaching Assistant — CS 61B (Data Structures), Fall 2022 &amp; Spring 2023</w:t>
-      </w:r>
-    </w:p>
-    <w:p>
-      <w:pPr>
-        <w:spacing w:after="80"/>
-      </w:pPr>
-    </w:p>
-    <w:p>
-      <w:pPr>
-        <w:pStyle w:val="Heading2"/>
-        <w:pBdr>
-          <w:bottom w:val="single" w:color="4A86C8" w:sz="6" w:space="1"/>
-        </w:pBdr>
-        <w:spacing w:before="240" w:after="80"/>
-      </w:pPr>
-      <w:r>
         <w:t xml:space="preserve">CERTIFICATIONS &amp; ACTIVITIES</w:t>
       </w:r>
     </w:p>
     <w:p>
       <w:pPr>
+        <w:spacing w:after="80"/>
+      </w:pPr>
+    </w:p>
+    <w:p>
+      <w:pPr>
         <w:spacing w:after="60"/>
       </w:pPr>
       <w:r>
@@ -596,7 +518,7 @@
           <w:sz w:val="22"/>
           <w:szCs w:val="22"/>
         </w:rPr>
-        <w:t xml:space="preserve">Open source contributor — submitted 3 merged PRs to FastAPI and Celery</w:t>
+        <w:t xml:space="preserve">Open source contributor — submitted 3 merged PRs to FastAPI and Celery, demonstrating contribution to ML-related tools</w:t>
       </w:r>
     </w:p>
     <w:p>

--- a/outputs/resume_machine_learning_engineer_nexus_systems_3.docx
+++ b/outputs/resume_machine_learning_engineer_nexus_systems_3.docx
@@ -45,24 +45,24 @@
         <w:spacing w:before="240" w:after="80"/>
       </w:pPr>
       <w:r>
-        <w:t xml:space="preserve">PROFESSIONAL SUMMARY</w:t>
-      </w:r>
-    </w:p>
-    <w:p>
-      <w:pPr>
-        <w:spacing w:after="80"/>
-      </w:pPr>
-    </w:p>
-    <w:p>
-      <w:pPr>
-        <w:spacing w:after="60"/>
-      </w:pPr>
-      <w:r>
-        <w:rPr>
-          <w:sz w:val="22"/>
-          <w:szCs w:val="22"/>
-        </w:rPr>
-        <w:t xml:space="preserve">Recent Computer Science graduate with a strong foundation in machine learning principles and hands-on experience as a Machine Learning Engineer. Proven ability to design, train, and deploy intelligent ML models, owning aspects of the full ML lifecycle from data preprocessing to production-ready API exposure using Python and cloud platforms.</w:t>
+        <w:t xml:space="preserve">SUMMARY</w:t>
+      </w:r>
+    </w:p>
+    <w:p>
+      <w:pPr>
+        <w:spacing w:after="80"/>
+      </w:pPr>
+    </w:p>
+    <w:p>
+      <w:pPr>
+        <w:spacing w:after="60"/>
+      </w:pPr>
+      <w:r>
+        <w:rPr>
+          <w:sz w:val="22"/>
+          <w:szCs w:val="22"/>
+        </w:rPr>
+        <w:t xml:space="preserve">Highly motivated Machine Learning Engineer with hands-on experience designing, training, and deploying ML models. Eager to own the full ML lifecycle, from data preprocessing to production monitoring, to power intelligent features for Nexus Systems' platform.</w:t>
       </w:r>
     </w:p>
     <w:p>
@@ -79,48 +79,60 @@
         <w:spacing w:before="240" w:after="80"/>
       </w:pPr>
       <w:r>
-        <w:t xml:space="preserve">TECHNICAL SKILLS</w:t>
-      </w:r>
-    </w:p>
-    <w:p>
-      <w:pPr>
-        <w:spacing w:after="80"/>
-      </w:pPr>
-    </w:p>
-    <w:p>
-      <w:pPr>
-        <w:spacing w:after="60"/>
-      </w:pPr>
-      <w:r>
-        <w:rPr>
-          <w:sz w:val="22"/>
-          <w:szCs w:val="22"/>
-        </w:rPr>
-        <w:t xml:space="preserve">Machine Learning: PyTorch, scikit-learn, HuggingFace Transformers, pandas, NumPy, spaCy, Jupyter</w:t>
-      </w:r>
-    </w:p>
-    <w:p>
-      <w:pPr>
-        <w:spacing w:after="60"/>
-      </w:pPr>
-      <w:r>
-        <w:rPr>
-          <w:sz w:val="22"/>
-          <w:szCs w:val="22"/>
-        </w:rPr>
-        <w:t xml:space="preserve">MLOps &amp; Cloud: Docker, FastAPI, AWS (EC2, S3, Lambda), GitHub Actions, Terraform (beginner)</w:t>
-      </w:r>
-    </w:p>
-    <w:p>
-      <w:pPr>
-        <w:spacing w:after="60"/>
-      </w:pPr>
-      <w:r>
-        <w:rPr>
-          <w:sz w:val="22"/>
-          <w:szCs w:val="22"/>
-        </w:rPr>
-        <w:t xml:space="preserve">Languages: Python, SQL, TypeScript, Java, Bash</w:t>
+        <w:t xml:space="preserve">SKILLS</w:t>
+      </w:r>
+    </w:p>
+    <w:p>
+      <w:pPr>
+        <w:spacing w:after="80"/>
+      </w:pPr>
+    </w:p>
+    <w:p>
+      <w:pPr>
+        <w:spacing w:after="60"/>
+      </w:pPr>
+      <w:r>
+        <w:rPr>
+          <w:sz w:val="22"/>
+          <w:szCs w:val="22"/>
+        </w:rPr>
+        <w:t xml:space="preserve">ML / Data: PyTorch, scikit-learn, pandas, NumPy, Jupyter, spaCy, HuggingFace Transformers</w:t>
+      </w:r>
+    </w:p>
+    <w:p>
+      <w:pPr>
+        <w:spacing w:after="60"/>
+      </w:pPr>
+      <w:r>
+        <w:rPr>
+          <w:sz w:val="22"/>
+          <w:szCs w:val="22"/>
+        </w:rPr>
+        <w:t xml:space="preserve">Languages: Python, SQL, Java, JavaScript, TypeScript, Bash</w:t>
+      </w:r>
+    </w:p>
+    <w:p>
+      <w:pPr>
+        <w:spacing w:after="60"/>
+      </w:pPr>
+      <w:r>
+        <w:rPr>
+          <w:sz w:val="22"/>
+          <w:szCs w:val="22"/>
+        </w:rPr>
+        <w:t xml:space="preserve">Cloud &amp; DevOps: AWS (EC2, S3, Lambda), Docker, GitHub Actions, Terraform (beginner)</w:t>
+      </w:r>
+    </w:p>
+    <w:p>
+      <w:pPr>
+        <w:spacing w:after="60"/>
+      </w:pPr>
+      <w:r>
+        <w:rPr>
+          <w:sz w:val="22"/>
+          <w:szCs w:val="22"/>
+        </w:rPr>
+        <w:t xml:space="preserve">Frameworks: FastAPI, Django, React, Node.js, Express</w:t>
       </w:r>
     </w:p>
     <w:p>
@@ -144,7 +156,7 @@
           <w:sz w:val="22"/>
           <w:szCs w:val="22"/>
         </w:rPr>
-        <w:t xml:space="preserve">Tools: Git, Jira, Linux, VS Code</w:t>
+        <w:t xml:space="preserve">Tools: Git, Linux, VS Code, Jira, Figma</w:t>
       </w:r>
     </w:p>
     <w:p>
@@ -202,31 +214,31 @@
           <w:sz w:val="22"/>
           <w:szCs w:val="22"/>
         </w:rPr>
-        <w:t xml:space="preserve">*   Engineered and deployed a FastAPI microservice for efficient data preprocessing and ingestion from 3 third-party APIs, reducing manual processing time by 60% and forming a critical component for potential ML pipelines.</w:t>
-      </w:r>
-    </w:p>
-    <w:p>
-      <w:pPr>
-        <w:spacing w:after="60"/>
-      </w:pPr>
-      <w:r>
-        <w:rPr>
-          <w:sz w:val="22"/>
-          <w:szCs w:val="22"/>
-        </w:rPr>
-        <w:t xml:space="preserve">*   Ensured robust code quality by implementing unit and integration tests, achieving 85% code coverage.</w:t>
-      </w:r>
-    </w:p>
-    <w:p>
-      <w:pPr>
-        <w:spacing w:after="60"/>
-      </w:pPr>
-      <w:r>
-        <w:rPr>
-          <w:sz w:val="22"/>
-          <w:szCs w:val="22"/>
-        </w:rPr>
-        <w:t xml:space="preserve">*   Collaborated effectively in agile sprints (Jira) with a cross-functional team, contributing to scalable software solutions.</w:t>
+        <w:t xml:space="preserve">Developed and deployed a FastAPI microservice for efficient data preprocessing, ingesting and normalizing customer data from 3 third-party APIs, reducing manual processing time by 60% and streamlining data for downstream ML models.</w:t>
+      </w:r>
+    </w:p>
+    <w:p>
+      <w:pPr>
+        <w:spacing w:after="60"/>
+      </w:pPr>
+      <w:r>
+        <w:rPr>
+          <w:sz w:val="22"/>
+          <w:szCs w:val="22"/>
+        </w:rPr>
+        <w:t xml:space="preserve">Implemented robust unit and integration tests, achieving 85% code coverage, to ensure reliability of data ingestion and preprocessing pipelines.</w:t>
+      </w:r>
+    </w:p>
+    <w:p>
+      <w:pPr>
+        <w:spacing w:after="60"/>
+      </w:pPr>
+      <w:r>
+        <w:rPr>
+          <w:sz w:val="22"/>
+          <w:szCs w:val="22"/>
+        </w:rPr>
+        <w:t xml:space="preserve">Collaborated in bi-weekly sprints and participated in daily standups with a cross-functional team of 8 engineers.</w:t>
       </w:r>
     </w:p>
     <w:p>
@@ -267,31 +279,31 @@
           <w:sz w:val="22"/>
           <w:szCs w:val="22"/>
         </w:rPr>
-        <w:t xml:space="preserve">*   Designed and fine-tuned a BERT-based text classification model on 50K labeled samples, achieving 91% accuracy, demonstrating expertise in ML model training and evaluation.</w:t>
-      </w:r>
-    </w:p>
-    <w:p>
-      <w:pPr>
-        <w:spacing w:after="60"/>
-      </w:pPr>
-      <w:r>
-        <w:rPr>
-          <w:sz w:val="22"/>
-          <w:szCs w:val="22"/>
-        </w:rPr>
-        <w:t xml:space="preserve">*   Automated the data preprocessing pipeline using pandas and spaCy, reducing data preparation time from 6 hours to under 30 minutes, crucial for efficient ML model development.</w:t>
-      </w:r>
-    </w:p>
-    <w:p>
-      <w:pPr>
-        <w:spacing w:after="60"/>
-      </w:pPr>
-      <w:r>
-        <w:rPr>
-          <w:sz w:val="22"/>
-          <w:szCs w:val="22"/>
-        </w:rPr>
-        <w:t xml:space="preserve">*   Presented research findings to 15 peers and contributed to a paper draft, showcasing strong communication and analytical skills.</w:t>
+        <w:t xml:space="preserve">Designed and trained a BERT-based text classification ML model on a custom dataset of 50K labeled samples, achieving 91% accuracy and directly contributing to intelligent feature development.</w:t>
+      </w:r>
+    </w:p>
+    <w:p>
+      <w:pPr>
+        <w:spacing w:after="60"/>
+      </w:pPr>
+      <w:r>
+        <w:rPr>
+          <w:sz w:val="22"/>
+          <w:szCs w:val="22"/>
+        </w:rPr>
+        <w:t xml:space="preserve">Automated the data preprocessing pipeline using pandas and spaCy, cutting data preparation time from 6 hours to under 30 minutes, crucial for efficient ML model training.</w:t>
+      </w:r>
+    </w:p>
+    <w:p>
+      <w:pPr>
+        <w:spacing w:after="60"/>
+      </w:pPr>
+      <w:r>
+        <w:rPr>
+          <w:sz w:val="22"/>
+          <w:szCs w:val="22"/>
+        </w:rPr>
+        <w:t xml:space="preserve">Presented ML model findings and technical approaches to a group of 15 researchers, demonstrating ability to communicate complex concepts.</w:t>
       </w:r>
     </w:p>
     <w:p>
@@ -337,31 +349,31 @@
           <w:sz w:val="22"/>
           <w:szCs w:val="22"/>
         </w:rPr>
-        <w:t xml:space="preserve">*   Designed and trained a sentiment analysis model using PyTorch and HuggingFace Transformers on a dataset of 100K product reviews.</w:t>
-      </w:r>
-    </w:p>
-    <w:p>
-      <w:pPr>
-        <w:spacing w:after="60"/>
-      </w:pPr>
-      <w:r>
-        <w:rPr>
-          <w:sz w:val="22"/>
-          <w:szCs w:val="22"/>
-        </w:rPr>
-        <w:t xml:space="preserve">*   Deployed the trained model as a scalable inference API via a FastAPI endpoint, containerized with Docker.</w:t>
-      </w:r>
-    </w:p>
-    <w:p>
-      <w:pPr>
-        <w:spacing w:after="60"/>
-      </w:pPr>
-      <w:r>
-        <w:rPr>
-          <w:sz w:val="22"/>
-          <w:szCs w:val="22"/>
-        </w:rPr>
-        <w:t xml:space="preserve">*   Achieved an F1-score of 0.89 on the held-out test set, ensuring robust model performance.</w:t>
+        <w:t xml:space="preserve">Designed and trained a sentiment analysis ML model using PyTorch and HuggingFace Transformers on 100K product reviews, demonstrating expertise in ML model development.</w:t>
+      </w:r>
+    </w:p>
+    <w:p>
+      <w:pPr>
+        <w:spacing w:after="60"/>
+      </w:pPr>
+      <w:r>
+        <w:rPr>
+          <w:sz w:val="22"/>
+          <w:szCs w:val="22"/>
+        </w:rPr>
+        <w:t xml:space="preserve">Deployed the ML model for production monitoring by exposing inference via a FastAPI endpoint, containerized with Docker, showcasing full ML lifecycle ownership.</w:t>
+      </w:r>
+    </w:p>
+    <w:p>
+      <w:pPr>
+        <w:spacing w:after="60"/>
+      </w:pPr>
+      <w:r>
+        <w:rPr>
+          <w:sz w:val="22"/>
+          <w:szCs w:val="22"/>
+        </w:rPr>
+        <w:t xml:space="preserve">Achieved a robust F1-score of 0.89 on the held-out test set, ensuring high model performance for intelligent features.</w:t>
       </w:r>
     </w:p>
     <w:p>
@@ -390,7 +402,31 @@
           <w:sz w:val="22"/>
           <w:szCs w:val="22"/>
         </w:rPr>
-        <w:t xml:space="preserve">*   Deployed a full-stack application on AWS EC2 using Docker and GitHub Actions for CI/CD, demonstrating practical MLOps and cloud deployment skills.</w:t>
+        <w:t xml:space="preserve">Architected and deployed a full-stack web application, demonstrating strong backend development and system design capabilities relevant to platform integration.</w:t>
+      </w:r>
+    </w:p>
+    <w:p>
+      <w:pPr>
+        <w:spacing w:after="60"/>
+      </w:pPr>
+      <w:r>
+        <w:rPr>
+          <w:sz w:val="22"/>
+          <w:szCs w:val="22"/>
+        </w:rPr>
+        <w:t xml:space="preserve">Implemented JWT-based authentication and role-based access control.</w:t>
+      </w:r>
+    </w:p>
+    <w:p>
+      <w:pPr>
+        <w:spacing w:after="60"/>
+      </w:pPr>
+      <w:r>
+        <w:rPr>
+          <w:sz w:val="22"/>
+          <w:szCs w:val="22"/>
+        </w:rPr>
+        <w:t xml:space="preserve">Deployed on AWS EC2 with automated CI/CD via GitHub Actions, showcasing experience in production monitoring and scalable deployment practices.</w:t>
       </w:r>
     </w:p>
     <w:p>
@@ -518,7 +554,7 @@
           <w:sz w:val="22"/>
           <w:szCs w:val="22"/>
         </w:rPr>
-        <w:t xml:space="preserve">Open source contributor — submitted 3 merged PRs to FastAPI and Celery, demonstrating contribution to ML-related tools</w:t>
+        <w:t xml:space="preserve">Open source contributor — submitted 3 merged PRs to FastAPI and Celery</w:t>
       </w:r>
     </w:p>
     <w:p>

--- a/outputs/resume_machine_learning_engineer_nexus_systems_3.docx
+++ b/outputs/resume_machine_learning_engineer_nexus_systems_3.docx
@@ -62,7 +62,7 @@
           <w:sz w:val="22"/>
           <w:szCs w:val="22"/>
         </w:rPr>
-        <w:t xml:space="preserve">Highly motivated Machine Learning Engineer with hands-on experience designing, training, and deploying ML models. Eager to own the full ML lifecycle, from data preprocessing to production monitoring, to power intelligent features for Nexus Systems' platform.</w:t>
+        <w:t xml:space="preserve">Machine Learning Engineer graduate with hands-on experience across the full ML lifecycle, from data preprocessing to designing, training, and deploying intelligent features. Proficient in PyTorch, FastAPI, and cloud services (AWS) to build, optimize, and monitor production-ready ML models that power platform capabilities.</w:t>
       </w:r>
     </w:p>
     <w:p>
@@ -96,7 +96,19 @@
           <w:sz w:val="22"/>
           <w:szCs w:val="22"/>
         </w:rPr>
-        <w:t xml:space="preserve">ML / Data: PyTorch, scikit-learn, pandas, NumPy, Jupyter, spaCy, HuggingFace Transformers</w:t>
+        <w:t xml:space="preserve">Machine Learning: PyTorch, scikit-learn, pandas, NumPy, HuggingFace Transformers, Jupyter</w:t>
+      </w:r>
+    </w:p>
+    <w:p>
+      <w:pPr>
+        <w:spacing w:after="60"/>
+      </w:pPr>
+      <w:r>
+        <w:rPr>
+          <w:sz w:val="22"/>
+          <w:szCs w:val="22"/>
+        </w:rPr>
+        <w:t xml:space="preserve">MLOps &amp; Deployment: Docker, FastAPI, AWS (EC2, S3, Lambda), GitHub Actions, Git</w:t>
       </w:r>
     </w:p>
     <w:p>
@@ -120,30 +132,6 @@
           <w:sz w:val="22"/>
           <w:szCs w:val="22"/>
         </w:rPr>
-        <w:t xml:space="preserve">Cloud &amp; DevOps: AWS (EC2, S3, Lambda), Docker, GitHub Actions, Terraform (beginner)</w:t>
-      </w:r>
-    </w:p>
-    <w:p>
-      <w:pPr>
-        <w:spacing w:after="60"/>
-      </w:pPr>
-      <w:r>
-        <w:rPr>
-          <w:sz w:val="22"/>
-          <w:szCs w:val="22"/>
-        </w:rPr>
-        <w:t xml:space="preserve">Frameworks: FastAPI, Django, React, Node.js, Express</w:t>
-      </w:r>
-    </w:p>
-    <w:p>
-      <w:pPr>
-        <w:spacing w:after="60"/>
-      </w:pPr>
-      <w:r>
-        <w:rPr>
-          <w:sz w:val="22"/>
-          <w:szCs w:val="22"/>
-        </w:rPr>
         <w:t xml:space="preserve">Databases: PostgreSQL, MySQL, MongoDB, Redis</w:t>
       </w:r>
     </w:p>
@@ -156,7 +144,19 @@
           <w:sz w:val="22"/>
           <w:szCs w:val="22"/>
         </w:rPr>
-        <w:t xml:space="preserve">Tools: Git, Linux, VS Code, Jira, Figma</w:t>
+        <w:t xml:space="preserve">Web Frameworks: Django, Node.js, React, Express</w:t>
+      </w:r>
+    </w:p>
+    <w:p>
+      <w:pPr>
+        <w:spacing w:after="60"/>
+      </w:pPr>
+      <w:r>
+        <w:rPr>
+          <w:sz w:val="22"/>
+          <w:szCs w:val="22"/>
+        </w:rPr>
+        <w:t xml:space="preserve">Tools: Linux, VS Code, Jira, Terraform (beginner)</w:t>
       </w:r>
     </w:p>
     <w:p>
@@ -214,31 +214,31 @@
           <w:sz w:val="22"/>
           <w:szCs w:val="22"/>
         </w:rPr>
-        <w:t xml:space="preserve">Developed and deployed a FastAPI microservice for efficient data preprocessing, ingesting and normalizing customer data from 3 third-party APIs, reducing manual processing time by 60% and streamlining data for downstream ML models.</w:t>
-      </w:r>
-    </w:p>
-    <w:p>
-      <w:pPr>
-        <w:spacing w:after="60"/>
-      </w:pPr>
-      <w:r>
-        <w:rPr>
-          <w:sz w:val="22"/>
-          <w:szCs w:val="22"/>
-        </w:rPr>
-        <w:t xml:space="preserve">Implemented robust unit and integration tests, achieving 85% code coverage, to ensure reliability of data ingestion and preprocessing pipelines.</w:t>
-      </w:r>
-    </w:p>
-    <w:p>
-      <w:pPr>
-        <w:spacing w:after="60"/>
-      </w:pPr>
-      <w:r>
-        <w:rPr>
-          <w:sz w:val="22"/>
-          <w:szCs w:val="22"/>
-        </w:rPr>
-        <w:t xml:space="preserve">Collaborated in bi-weekly sprints and participated in daily standups with a cross-functional team of 8 engineers.</w:t>
+        <w:t xml:space="preserve">Built a FastAPI microservice for efficient data preprocessing, ingesting and normalizing customer data from 3 third-party APIs, reducing manual processing time by 60% and establishing a robust data pipeline.</w:t>
+      </w:r>
+    </w:p>
+    <w:p>
+      <w:pPr>
+        <w:spacing w:after="60"/>
+      </w:pPr>
+      <w:r>
+        <w:rPr>
+          <w:sz w:val="22"/>
+          <w:szCs w:val="22"/>
+        </w:rPr>
+        <w:t xml:space="preserve">Wrote unit and integration tests achieving 85% code coverage using pytest and Jest, ensuring high code quality for production systems.</w:t>
+      </w:r>
+    </w:p>
+    <w:p>
+      <w:pPr>
+        <w:spacing w:after="60"/>
+      </w:pPr>
+      <w:r>
+        <w:rPr>
+          <w:sz w:val="22"/>
+          <w:szCs w:val="22"/>
+        </w:rPr>
+        <w:t xml:space="preserve">Collaborated in bi-weekly sprints using Jira and participated in daily standups with a cross-functional team of 8.</w:t>
       </w:r>
     </w:p>
     <w:p>
@@ -279,31 +279,31 @@
           <w:sz w:val="22"/>
           <w:szCs w:val="22"/>
         </w:rPr>
-        <w:t xml:space="preserve">Designed and trained a BERT-based text classification ML model on a custom dataset of 50K labeled samples, achieving 91% accuracy and directly contributing to intelligent feature development.</w:t>
-      </w:r>
-    </w:p>
-    <w:p>
-      <w:pPr>
-        <w:spacing w:after="60"/>
-      </w:pPr>
-      <w:r>
-        <w:rPr>
-          <w:sz w:val="22"/>
-          <w:szCs w:val="22"/>
-        </w:rPr>
-        <w:t xml:space="preserve">Automated the data preprocessing pipeline using pandas and spaCy, cutting data preparation time from 6 hours to under 30 minutes, crucial for efficient ML model training.</w:t>
-      </w:r>
-    </w:p>
-    <w:p>
-      <w:pPr>
-        <w:spacing w:after="60"/>
-      </w:pPr>
-      <w:r>
-        <w:rPr>
-          <w:sz w:val="22"/>
-          <w:szCs w:val="22"/>
-        </w:rPr>
-        <w:t xml:space="preserve">Presented ML model findings and technical approaches to a group of 15 researchers, demonstrating ability to communicate complex concepts.</w:t>
+        <w:t xml:space="preserve">Designed and trained a BERT-based text classification model on a custom dataset (50K labeled samples), achieving 91% accuracy, directly contributing to model development for intelligent features.</w:t>
+      </w:r>
+    </w:p>
+    <w:p>
+      <w:pPr>
+        <w:spacing w:after="60"/>
+      </w:pPr>
+      <w:r>
+        <w:rPr>
+          <w:sz w:val="22"/>
+          <w:szCs w:val="22"/>
+        </w:rPr>
+        <w:t xml:space="preserve">Automated the data preprocessing pipeline using pandas and spaCy, reducing data preparation time from 6 hours to under 30 minutes, crucial for efficient model training.</w:t>
+      </w:r>
+    </w:p>
+    <w:p>
+      <w:pPr>
+        <w:spacing w:after="60"/>
+      </w:pPr>
+      <w:r>
+        <w:rPr>
+          <w:sz w:val="22"/>
+          <w:szCs w:val="22"/>
+        </w:rPr>
+        <w:t xml:space="preserve">Contributed to a paper draft and presented findings to a group of 15 researchers, demonstrating technical communication skills.</w:t>
       </w:r>
     </w:p>
     <w:p>
@@ -337,6 +337,35 @@
           <w:sz w:val="22"/>
           <w:szCs w:val="22"/>
         </w:rPr>
+        <w:t xml:space="preserve">JobTracker — Full Stack Web App  github.com/alexmorgan/jobtracker</w:t>
+      </w:r>
+    </w:p>
+    <w:p>
+      <w:pPr>
+        <w:spacing w:after="60"/>
+      </w:pPr>
+      <w:r>
+        <w:rPr>
+          <w:sz w:val="22"/>
+          <w:szCs w:val="22"/>
+        </w:rPr>
+        <w:t xml:space="preserve">Deployed a full-stack job application tracker on AWS EC2 with Nginx, utilizing GitHub Actions for automated, continuous deployment (CI/CD) — demonstrating expertise in scalable system design and infrastructure management.</w:t>
+      </w:r>
+    </w:p>
+    <w:p>
+      <w:pPr>
+        <w:spacing w:after="80"/>
+      </w:pPr>
+    </w:p>
+    <w:p>
+      <w:pPr>
+        <w:spacing w:after="60"/>
+      </w:pPr>
+      <w:r>
+        <w:rPr>
+          <w:sz w:val="22"/>
+          <w:szCs w:val="22"/>
+        </w:rPr>
         <w:t xml:space="preserve">SentimentLens — ML Pipeline  github.com/alexmorgan/sentimentlens</w:t>
       </w:r>
     </w:p>
@@ -349,84 +378,7 @@
           <w:sz w:val="22"/>
           <w:szCs w:val="22"/>
         </w:rPr>
-        <w:t xml:space="preserve">Designed and trained a sentiment analysis ML model using PyTorch and HuggingFace Transformers on 100K product reviews, demonstrating expertise in ML model development.</w:t>
-      </w:r>
-    </w:p>
-    <w:p>
-      <w:pPr>
-        <w:spacing w:after="60"/>
-      </w:pPr>
-      <w:r>
-        <w:rPr>
-          <w:sz w:val="22"/>
-          <w:szCs w:val="22"/>
-        </w:rPr>
-        <w:t xml:space="preserve">Deployed the ML model for production monitoring by exposing inference via a FastAPI endpoint, containerized with Docker, showcasing full ML lifecycle ownership.</w:t>
-      </w:r>
-    </w:p>
-    <w:p>
-      <w:pPr>
-        <w:spacing w:after="60"/>
-      </w:pPr>
-      <w:r>
-        <w:rPr>
-          <w:sz w:val="22"/>
-          <w:szCs w:val="22"/>
-        </w:rPr>
-        <w:t xml:space="preserve">Achieved a robust F1-score of 0.89 on the held-out test set, ensuring high model performance for intelligent features.</w:t>
-      </w:r>
-    </w:p>
-    <w:p>
-      <w:pPr>
-        <w:spacing w:after="80"/>
-      </w:pPr>
-    </w:p>
-    <w:p>
-      <w:pPr>
-        <w:spacing w:after="60"/>
-      </w:pPr>
-      <w:r>
-        <w:rPr>
-          <w:sz w:val="22"/>
-          <w:szCs w:val="22"/>
-        </w:rPr>
-        <w:t xml:space="preserve">JobTracker — Full Stack Web App  github.com/alexmorgan/jobtracker</w:t>
-      </w:r>
-    </w:p>
-    <w:p>
-      <w:pPr>
-        <w:spacing w:after="60"/>
-      </w:pPr>
-      <w:r>
-        <w:rPr>
-          <w:sz w:val="22"/>
-          <w:szCs w:val="22"/>
-        </w:rPr>
-        <w:t xml:space="preserve">Architected and deployed a full-stack web application, demonstrating strong backend development and system design capabilities relevant to platform integration.</w:t>
-      </w:r>
-    </w:p>
-    <w:p>
-      <w:pPr>
-        <w:spacing w:after="60"/>
-      </w:pPr>
-      <w:r>
-        <w:rPr>
-          <w:sz w:val="22"/>
-          <w:szCs w:val="22"/>
-        </w:rPr>
-        <w:t xml:space="preserve">Implemented JWT-based authentication and role-based access control.</w:t>
-      </w:r>
-    </w:p>
-    <w:p>
-      <w:pPr>
-        <w:spacing w:after="60"/>
-      </w:pPr>
-      <w:r>
-        <w:rPr>
-          <w:sz w:val="22"/>
-          <w:szCs w:val="22"/>
-        </w:rPr>
-        <w:t xml:space="preserve">Deployed on AWS EC2 with automated CI/CD via GitHub Actions, showcasing experience in production monitoring and scalable deployment practices.</w:t>
+        <w:t xml:space="preserve">Designed, trained, and deployed a sentiment analysis model using PyTorch and HuggingFace Transformers on 100K product reviews, achieving an F1-score of 0.89. Exposed the model for inference via a containerized FastAPI endpoint (Docker), demonstrating full ML lifecycle capabilities and preparation for production monitoring.</w:t>
       </w:r>
     </w:p>
     <w:p>
